--- a/RFI-Docs/Cancer Cabinet Meeting 9_13 v2.docx
+++ b/RFI-Docs/Cancer Cabinet Meeting 9_13 v2.docx
@@ -4,6 +4,121 @@
   <w:body>
     <w:p>
       <w:pPr>
+        <w:jc w:val="left"/>
+      </w:pPr>
+      <w:r>
+        <w:rPr>
+          <w:color w:val="646464"/>
+          <w:sz w:val="18"/>
+        </w:rPr>
+        <w:t>Document: Cancer Cabinet Meeting 9_13 v2.docx</w:t>
+      </w:r>
+    </w:p>
+    <w:p>
+      <w:pPr>
+        <w:jc w:val="left"/>
+      </w:pPr>
+      <w:r>
+        <w:rPr>
+          <w:color w:val="646464"/>
+          <w:sz w:val="18"/>
+        </w:rPr>
+        <w:t>Title: 9-13-24: Notes from VA Cancer Cabinet Meeting</w:t>
+      </w:r>
+    </w:p>
+    <w:p>
+      <w:pPr>
+        <w:jc w:val="left"/>
+      </w:pPr>
+      <w:r>
+        <w:rPr>
+          <w:color w:val="646464"/>
+          <w:sz w:val="18"/>
+        </w:rPr>
+        <w:t>Topic: Precision Oncology | Type: Briefing Papers and Congressional Responses</w:t>
+      </w:r>
+    </w:p>
+    <w:p>
+      <w:pPr>
+        <w:jc w:val="left"/>
+      </w:pPr>
+      <w:r>
+        <w:rPr>
+          <w:color w:val="646464"/>
+          <w:sz w:val="18"/>
+        </w:rPr>
+        <w:t>Created: 2024-04-02 | By: Bartlinski, David</w:t>
+      </w:r>
+    </w:p>
+    <w:p>
+      <w:pPr>
+        <w:jc w:val="left"/>
+      </w:pPr>
+      <w:r>
+        <w:rPr>
+          <w:color w:val="646464"/>
+          <w:sz w:val="18"/>
+        </w:rPr>
+        <w:t>Modified: 2026-02-02 | By: Bartlinski, David</w:t>
+      </w:r>
+    </w:p>
+    <w:p>
+      <w:pPr>
+        <w:jc w:val="left"/>
+      </w:pPr>
+      <w:r>
+        <w:rPr>
+          <w:color w:val="C8C8C8"/>
+          <w:sz w:val="16"/>
+        </w:rPr>
+        <w:t>────────────────────────────────────────────────────────────────────────────────</w:t>
+      </w:r>
+    </w:p>
+    <w:p>
+      <w:pPr>
+        <w:jc w:val="left"/>
+      </w:pPr>
+      <w:r/>
+    </w:p>
+    <w:p>
+      <w:pPr>
+        <w:jc w:val="left"/>
+      </w:pPr>
+      <w:r>
+        <w:rPr>
+          <w:color w:val="646464"/>
+          <w:sz w:val="18"/>
+        </w:rPr>
+        <w:t>Topic: Precision Oncology | Type: Briefing Papers and Congressional Responses</w:t>
+      </w:r>
+    </w:p>
+    <w:p>
+      <w:pPr>
+        <w:jc w:val="left"/>
+      </w:pPr>
+      <w:r>
+        <w:rPr>
+          <w:color w:val="646464"/>
+          <w:sz w:val="18"/>
+        </w:rPr>
+        <w:t>Created: 2024-04-02 | By: Bartlinski, David</w:t>
+      </w:r>
+    </w:p>
+    <w:p>
+      <w:pPr>
+        <w:jc w:val="left"/>
+      </w:pPr>
+      <w:r>
+        <w:rPr>
+          <w:color w:val="646464"/>
+          <w:sz w:val="18"/>
+        </w:rPr>
+        <w:t>Modified: 2026-02-02 | By: Bartlinski, David</w:t>
+      </w:r>
+    </w:p>
+    <w:p>
+      <w:pPr>
+        <w:jc w:val="left"/>
         <w:rPr>
           <w:rFonts w:cstheme="minorHAnsi"/>
           <w:b/>
@@ -12,61 +127,19 @@
       </w:pPr>
       <w:r>
         <w:rPr>
-          <w:rFonts w:cstheme="minorHAnsi"/>
-          <w:b/>
-          <w:bCs/>
-        </w:rPr>
-        <w:t xml:space="preserve">The </w:t>
-      </w:r>
-      <w:proofErr w:type="spellStart"/>
-      <w:r>
-        <w:rPr>
-          <w:rFonts w:cstheme="minorHAnsi"/>
-          <w:b/>
-          <w:bCs/>
-        </w:rPr>
-        <w:t>DepSec</w:t>
-      </w:r>
-      <w:proofErr w:type="spellEnd"/>
-      <w:r>
-        <w:rPr>
-          <w:rFonts w:cstheme="minorHAnsi"/>
-          <w:b/>
-          <w:bCs/>
-        </w:rPr>
-        <w:t xml:space="preserve"> has a strict 2.5 minutes to share insight on the Cancer Moonshot unity agenda.  </w:t>
-      </w:r>
-    </w:p>
-    <w:p>
-      <w:pPr>
-        <w:rPr>
-          <w:rFonts w:cstheme="minorHAnsi"/>
-        </w:rPr>
-      </w:pPr>
-      <w:r>
-        <w:rPr>
-          <w:rFonts w:cstheme="minorHAnsi"/>
-        </w:rPr>
-        <w:t xml:space="preserve">Delivering on our sacred obligation: </w:t>
-      </w:r>
-      <w:r>
-        <w:rPr>
-          <w:rFonts w:cstheme="minorHAnsi"/>
-        </w:rPr>
-        <w:t>To take</w:t>
-      </w:r>
-      <w:r>
-        <w:rPr>
-          <w:rFonts w:cstheme="minorHAnsi"/>
-        </w:rPr>
-        <w:t xml:space="preserve"> care of our nation’s military service members, Veterans, their families, caregivers, and survivors</w:t>
-      </w:r>
-      <w:r>
-        <w:rPr>
-          <w:rFonts w:cstheme="minorHAnsi"/>
-        </w:rPr>
-        <w:t xml:space="preserve">.  </w:t>
-      </w:r>
+          <w:color w:val="C8C8C8"/>
+          <w:sz w:val="16"/>
+        </w:rPr>
+        <w:t>────────────────────────────────────────────────────────────────────────────────</w:t>
+      </w:r>
+    </w:p>
+    <w:p>
+      <w:pPr>
+        <w:rPr>
+          <w:rFonts w:cstheme="minorHAnsi"/>
+        </w:rPr>
+      </w:pPr>
+      <w:r/>
     </w:p>
     <w:p>
       <w:pPr>
